--- a/worksheets/BL_L1_LogicGateLab_Worksheet.docx
+++ b/worksheets/BL_L1_LogicGateLab_Worksheet.docx
@@ -540,7 +540,7 @@
                 <w:sz w:val="21"/>
                 <w:szCs w:val="21"/>
               </w:rPr>
-              <w:t xml:space="preserve">Study Sam's program on station 4. What will be the output of the code? Why?</w:t>
+              <w:t xml:space="preserve">A cash machine checks that a card is present AND the PIN is correct before it pays out. Write down two more everyday decisions that need both conditions to be true.</w:t>
             </w:r>
           </w:p>
           <w:tbl>
@@ -1299,6 +1299,112 @@
                 <w:sz w:val="21"/>
                 <w:szCs w:val="21"/>
               </w:rPr>
+              <w:t xml:space="preserve">When is the output of an AND gate 1?</w:t>
+            </w:r>
+          </w:p>
+          <w:tbl>
+            <w:tblPr>
+              <w:tblW w:type="dxa" w:w="10026"/>
+              <w:tblBorders>
+                <w:top w:val="single" w:color="auto" w:sz="4"/>
+                <w:left w:val="single" w:color="auto" w:sz="4"/>
+                <w:bottom w:val="single" w:color="auto" w:sz="4"/>
+                <w:right w:val="single" w:color="auto" w:sz="4"/>
+                <w:insideH w:val="single" w:color="auto" w:sz="4"/>
+                <w:insideV w:val="single" w:color="auto" w:sz="4"/>
+              </w:tblBorders>
+            </w:tblPr>
+            <w:tblGrid>
+              <w:gridCol w:w="10026"/>
+            </w:tblGrid>
+            <w:tr>
+              <w:trPr>
+                <w:cantSplit/>
+                <w:trHeight w:val="460" w:hRule="exact"/>
+              </w:trPr>
+              <w:tc>
+                <w:tcPr>
+                  <w:tcW w:type="dxa" w:w="10026"/>
+                  <w:tcBorders>
+                    <w:top w:val="none" w:color="FFFFFF" w:sz="0"/>
+                    <w:left w:val="none" w:color="FFFFFF" w:sz="0"/>
+                    <w:bottom w:val="dotted" w:color="9AA8BC" w:sz="6"/>
+                    <w:right w:val="none" w:color="FFFFFF" w:sz="0"/>
+                  </w:tcBorders>
+                  <w:tcMar>
+                    <w:left w:type="dxa" w:w="0"/>
+                    <w:bottom w:type="dxa" w:w="20"/>
+                    <w:right w:type="dxa" w:w="0"/>
+                  </w:tcMar>
+                  <w:vAlign w:val="bottom"/>
+                </w:tcPr>
+                <w:p>
+                  <w:pPr>
+                    <w:spacing w:after="0" w:before="0"/>
+                  </w:pPr>
+                  <w:r>
+                    <w:rPr>
+                      <w:rFonts w:ascii="Arial" w:cs="Arial" w:eastAsia="Arial" w:hAnsi="Arial"/>
+                      <w:color w:val="5A6B85"/>
+                      <w:sz w:val="21"/>
+                      <w:szCs w:val="21"/>
+                    </w:rPr>
+                    <w:t xml:space="preserve"/>
+                  </w:r>
+                </w:p>
+              </w:tc>
+            </w:tr>
+            <w:tr>
+              <w:trPr>
+                <w:cantSplit/>
+                <w:trHeight w:val="460" w:hRule="exact"/>
+              </w:trPr>
+              <w:tc>
+                <w:tcPr>
+                  <w:tcW w:type="dxa" w:w="10026"/>
+                  <w:tcBorders>
+                    <w:top w:val="none" w:color="FFFFFF" w:sz="0"/>
+                    <w:left w:val="none" w:color="FFFFFF" w:sz="0"/>
+                    <w:bottom w:val="dotted" w:color="9AA8BC" w:sz="6"/>
+                    <w:right w:val="none" w:color="FFFFFF" w:sz="0"/>
+                  </w:tcBorders>
+                  <w:tcMar>
+                    <w:left w:type="dxa" w:w="0"/>
+                    <w:bottom w:type="dxa" w:w="20"/>
+                    <w:right w:type="dxa" w:w="0"/>
+                  </w:tcMar>
+                  <w:vAlign w:val="bottom"/>
+                </w:tcPr>
+                <w:p>
+                  <w:pPr>
+                    <w:spacing w:after="0" w:before="0"/>
+                  </w:pPr>
+                  <w:r>
+                    <w:rPr>
+                      <w:rFonts w:ascii="Arial" w:cs="Arial" w:eastAsia="Arial" w:hAnsi="Arial"/>
+                      <w:color w:val="5A6B85"/>
+                      <w:sz w:val="21"/>
+                      <w:szCs w:val="21"/>
+                    </w:rPr>
+                    <w:t xml:space="preserve"/>
+                  </w:r>
+                </w:p>
+              </w:tc>
+            </w:tr>
+          </w:tbl>
+          <w:p>
+            <w:pPr>
+              <w:keepNext/>
+              <w:spacing w:after="60" w:before="120"/>
+            </w:pPr>
+            <w:r>
+              <w:rPr>
+                <w:rFonts w:ascii="Arial" w:cs="Arial" w:eastAsia="Arial" w:hAnsi="Arial"/>
+                <w:b/>
+                <w:bCs/>
+                <w:sz w:val="21"/>
+                <w:szCs w:val="21"/>
+              </w:rPr>
               <w:t xml:space="preserve">Truth table for Q = A AND B</w:t>
             </w:r>
           </w:p>
@@ -2148,6 +2254,112 @@
                 <w:sz w:val="21"/>
                 <w:szCs w:val="21"/>
               </w:rPr>
+              <w:t xml:space="preserve">When is the output of an OR gate 0?</w:t>
+            </w:r>
+          </w:p>
+          <w:tbl>
+            <w:tblPr>
+              <w:tblW w:type="dxa" w:w="10026"/>
+              <w:tblBorders>
+                <w:top w:val="single" w:color="auto" w:sz="4"/>
+                <w:left w:val="single" w:color="auto" w:sz="4"/>
+                <w:bottom w:val="single" w:color="auto" w:sz="4"/>
+                <w:right w:val="single" w:color="auto" w:sz="4"/>
+                <w:insideH w:val="single" w:color="auto" w:sz="4"/>
+                <w:insideV w:val="single" w:color="auto" w:sz="4"/>
+              </w:tblBorders>
+            </w:tblPr>
+            <w:tblGrid>
+              <w:gridCol w:w="10026"/>
+            </w:tblGrid>
+            <w:tr>
+              <w:trPr>
+                <w:cantSplit/>
+                <w:trHeight w:val="460" w:hRule="exact"/>
+              </w:trPr>
+              <w:tc>
+                <w:tcPr>
+                  <w:tcW w:type="dxa" w:w="10026"/>
+                  <w:tcBorders>
+                    <w:top w:val="none" w:color="FFFFFF" w:sz="0"/>
+                    <w:left w:val="none" w:color="FFFFFF" w:sz="0"/>
+                    <w:bottom w:val="dotted" w:color="9AA8BC" w:sz="6"/>
+                    <w:right w:val="none" w:color="FFFFFF" w:sz="0"/>
+                  </w:tcBorders>
+                  <w:tcMar>
+                    <w:left w:type="dxa" w:w="0"/>
+                    <w:bottom w:type="dxa" w:w="20"/>
+                    <w:right w:type="dxa" w:w="0"/>
+                  </w:tcMar>
+                  <w:vAlign w:val="bottom"/>
+                </w:tcPr>
+                <w:p>
+                  <w:pPr>
+                    <w:spacing w:after="0" w:before="0"/>
+                  </w:pPr>
+                  <w:r>
+                    <w:rPr>
+                      <w:rFonts w:ascii="Arial" w:cs="Arial" w:eastAsia="Arial" w:hAnsi="Arial"/>
+                      <w:color w:val="5A6B85"/>
+                      <w:sz w:val="21"/>
+                      <w:szCs w:val="21"/>
+                    </w:rPr>
+                    <w:t xml:space="preserve"/>
+                  </w:r>
+                </w:p>
+              </w:tc>
+            </w:tr>
+            <w:tr>
+              <w:trPr>
+                <w:cantSplit/>
+                <w:trHeight w:val="460" w:hRule="exact"/>
+              </w:trPr>
+              <w:tc>
+                <w:tcPr>
+                  <w:tcW w:type="dxa" w:w="10026"/>
+                  <w:tcBorders>
+                    <w:top w:val="none" w:color="FFFFFF" w:sz="0"/>
+                    <w:left w:val="none" w:color="FFFFFF" w:sz="0"/>
+                    <w:bottom w:val="dotted" w:color="9AA8BC" w:sz="6"/>
+                    <w:right w:val="none" w:color="FFFFFF" w:sz="0"/>
+                  </w:tcBorders>
+                  <w:tcMar>
+                    <w:left w:type="dxa" w:w="0"/>
+                    <w:bottom w:type="dxa" w:w="20"/>
+                    <w:right w:type="dxa" w:w="0"/>
+                  </w:tcMar>
+                  <w:vAlign w:val="bottom"/>
+                </w:tcPr>
+                <w:p>
+                  <w:pPr>
+                    <w:spacing w:after="0" w:before="0"/>
+                  </w:pPr>
+                  <w:r>
+                    <w:rPr>
+                      <w:rFonts w:ascii="Arial" w:cs="Arial" w:eastAsia="Arial" w:hAnsi="Arial"/>
+                      <w:color w:val="5A6B85"/>
+                      <w:sz w:val="21"/>
+                      <w:szCs w:val="21"/>
+                    </w:rPr>
+                    <w:t xml:space="preserve"/>
+                  </w:r>
+                </w:p>
+              </w:tc>
+            </w:tr>
+          </w:tbl>
+          <w:p>
+            <w:pPr>
+              <w:keepNext/>
+              <w:spacing w:after="60" w:before="120"/>
+            </w:pPr>
+            <w:r>
+              <w:rPr>
+                <w:rFonts w:ascii="Arial" w:cs="Arial" w:eastAsia="Arial" w:hAnsi="Arial"/>
+                <w:b/>
+                <w:bCs/>
+                <w:sz w:val="21"/>
+                <w:szCs w:val="21"/>
+              </w:rPr>
               <w:t xml:space="preserve">Truth table for Q = A OR B</w:t>
             </w:r>
           </w:p>
@@ -2997,6 +3209,112 @@
                 <w:sz w:val="21"/>
                 <w:szCs w:val="21"/>
               </w:rPr>
+              <w:t xml:space="preserve">What does a NOT gate do?</w:t>
+            </w:r>
+          </w:p>
+          <w:tbl>
+            <w:tblPr>
+              <w:tblW w:type="dxa" w:w="10026"/>
+              <w:tblBorders>
+                <w:top w:val="single" w:color="auto" w:sz="4"/>
+                <w:left w:val="single" w:color="auto" w:sz="4"/>
+                <w:bottom w:val="single" w:color="auto" w:sz="4"/>
+                <w:right w:val="single" w:color="auto" w:sz="4"/>
+                <w:insideH w:val="single" w:color="auto" w:sz="4"/>
+                <w:insideV w:val="single" w:color="auto" w:sz="4"/>
+              </w:tblBorders>
+            </w:tblPr>
+            <w:tblGrid>
+              <w:gridCol w:w="10026"/>
+            </w:tblGrid>
+            <w:tr>
+              <w:trPr>
+                <w:cantSplit/>
+                <w:trHeight w:val="460" w:hRule="exact"/>
+              </w:trPr>
+              <w:tc>
+                <w:tcPr>
+                  <w:tcW w:type="dxa" w:w="10026"/>
+                  <w:tcBorders>
+                    <w:top w:val="none" w:color="FFFFFF" w:sz="0"/>
+                    <w:left w:val="none" w:color="FFFFFF" w:sz="0"/>
+                    <w:bottom w:val="dotted" w:color="9AA8BC" w:sz="6"/>
+                    <w:right w:val="none" w:color="FFFFFF" w:sz="0"/>
+                  </w:tcBorders>
+                  <w:tcMar>
+                    <w:left w:type="dxa" w:w="0"/>
+                    <w:bottom w:type="dxa" w:w="20"/>
+                    <w:right w:type="dxa" w:w="0"/>
+                  </w:tcMar>
+                  <w:vAlign w:val="bottom"/>
+                </w:tcPr>
+                <w:p>
+                  <w:pPr>
+                    <w:spacing w:after="0" w:before="0"/>
+                  </w:pPr>
+                  <w:r>
+                    <w:rPr>
+                      <w:rFonts w:ascii="Arial" w:cs="Arial" w:eastAsia="Arial" w:hAnsi="Arial"/>
+                      <w:color w:val="5A6B85"/>
+                      <w:sz w:val="21"/>
+                      <w:szCs w:val="21"/>
+                    </w:rPr>
+                    <w:t xml:space="preserve"/>
+                  </w:r>
+                </w:p>
+              </w:tc>
+            </w:tr>
+            <w:tr>
+              <w:trPr>
+                <w:cantSplit/>
+                <w:trHeight w:val="460" w:hRule="exact"/>
+              </w:trPr>
+              <w:tc>
+                <w:tcPr>
+                  <w:tcW w:type="dxa" w:w="10026"/>
+                  <w:tcBorders>
+                    <w:top w:val="none" w:color="FFFFFF" w:sz="0"/>
+                    <w:left w:val="none" w:color="FFFFFF" w:sz="0"/>
+                    <w:bottom w:val="dotted" w:color="9AA8BC" w:sz="6"/>
+                    <w:right w:val="none" w:color="FFFFFF" w:sz="0"/>
+                  </w:tcBorders>
+                  <w:tcMar>
+                    <w:left w:type="dxa" w:w="0"/>
+                    <w:bottom w:type="dxa" w:w="20"/>
+                    <w:right w:type="dxa" w:w="0"/>
+                  </w:tcMar>
+                  <w:vAlign w:val="bottom"/>
+                </w:tcPr>
+                <w:p>
+                  <w:pPr>
+                    <w:spacing w:after="0" w:before="0"/>
+                  </w:pPr>
+                  <w:r>
+                    <w:rPr>
+                      <w:rFonts w:ascii="Arial" w:cs="Arial" w:eastAsia="Arial" w:hAnsi="Arial"/>
+                      <w:color w:val="5A6B85"/>
+                      <w:sz w:val="21"/>
+                      <w:szCs w:val="21"/>
+                    </w:rPr>
+                    <w:t xml:space="preserve"/>
+                  </w:r>
+                </w:p>
+              </w:tc>
+            </w:tr>
+          </w:tbl>
+          <w:p>
+            <w:pPr>
+              <w:keepNext/>
+              <w:spacing w:after="60" w:before="120"/>
+            </w:pPr>
+            <w:r>
+              <w:rPr>
+                <w:rFonts w:ascii="Arial" w:cs="Arial" w:eastAsia="Arial" w:hAnsi="Arial"/>
+                <w:b/>
+                <w:bCs/>
+                <w:sz w:val="21"/>
+                <w:szCs w:val="21"/>
+              </w:rPr>
               <w:t xml:space="preserve">Truth table for Q = NOT A</w:t>
             </w:r>
           </w:p>
@@ -3425,7 +3743,113 @@
                 <w:sz w:val="21"/>
                 <w:szCs w:val="21"/>
               </w:rPr>
-              <w:t xml:space="preserve">What does the starter program output, and why?</w:t>
+              <w:t xml:space="preserve">What does the cash machine program output, and why?</w:t>
+            </w:r>
+          </w:p>
+          <w:tbl>
+            <w:tblPr>
+              <w:tblW w:type="dxa" w:w="10026"/>
+              <w:tblBorders>
+                <w:top w:val="single" w:color="auto" w:sz="4"/>
+                <w:left w:val="single" w:color="auto" w:sz="4"/>
+                <w:bottom w:val="single" w:color="auto" w:sz="4"/>
+                <w:right w:val="single" w:color="auto" w:sz="4"/>
+                <w:insideH w:val="single" w:color="auto" w:sz="4"/>
+                <w:insideV w:val="single" w:color="auto" w:sz="4"/>
+              </w:tblBorders>
+            </w:tblPr>
+            <w:tblGrid>
+              <w:gridCol w:w="10026"/>
+            </w:tblGrid>
+            <w:tr>
+              <w:trPr>
+                <w:cantSplit/>
+                <w:trHeight w:val="460" w:hRule="exact"/>
+              </w:trPr>
+              <w:tc>
+                <w:tcPr>
+                  <w:tcW w:type="dxa" w:w="10026"/>
+                  <w:tcBorders>
+                    <w:top w:val="none" w:color="FFFFFF" w:sz="0"/>
+                    <w:left w:val="none" w:color="FFFFFF" w:sz="0"/>
+                    <w:bottom w:val="dotted" w:color="9AA8BC" w:sz="6"/>
+                    <w:right w:val="none" w:color="FFFFFF" w:sz="0"/>
+                  </w:tcBorders>
+                  <w:tcMar>
+                    <w:left w:type="dxa" w:w="0"/>
+                    <w:bottom w:type="dxa" w:w="20"/>
+                    <w:right w:type="dxa" w:w="0"/>
+                  </w:tcMar>
+                  <w:vAlign w:val="bottom"/>
+                </w:tcPr>
+                <w:p>
+                  <w:pPr>
+                    <w:spacing w:after="0" w:before="0"/>
+                  </w:pPr>
+                  <w:r>
+                    <w:rPr>
+                      <w:rFonts w:ascii="Arial" w:cs="Arial" w:eastAsia="Arial" w:hAnsi="Arial"/>
+                      <w:color w:val="5A6B85"/>
+                      <w:sz w:val="21"/>
+                      <w:szCs w:val="21"/>
+                    </w:rPr>
+                    <w:t xml:space="preserve"/>
+                  </w:r>
+                </w:p>
+              </w:tc>
+            </w:tr>
+            <w:tr>
+              <w:trPr>
+                <w:cantSplit/>
+                <w:trHeight w:val="460" w:hRule="exact"/>
+              </w:trPr>
+              <w:tc>
+                <w:tcPr>
+                  <w:tcW w:type="dxa" w:w="10026"/>
+                  <w:tcBorders>
+                    <w:top w:val="none" w:color="FFFFFF" w:sz="0"/>
+                    <w:left w:val="none" w:color="FFFFFF" w:sz="0"/>
+                    <w:bottom w:val="dotted" w:color="9AA8BC" w:sz="6"/>
+                    <w:right w:val="none" w:color="FFFFFF" w:sz="0"/>
+                  </w:tcBorders>
+                  <w:tcMar>
+                    <w:left w:type="dxa" w:w="0"/>
+                    <w:bottom w:type="dxa" w:w="20"/>
+                    <w:right w:type="dxa" w:w="0"/>
+                  </w:tcMar>
+                  <w:vAlign w:val="bottom"/>
+                </w:tcPr>
+                <w:p>
+                  <w:pPr>
+                    <w:spacing w:after="0" w:before="0"/>
+                  </w:pPr>
+                  <w:r>
+                    <w:rPr>
+                      <w:rFonts w:ascii="Arial" w:cs="Arial" w:eastAsia="Arial" w:hAnsi="Arial"/>
+                      <w:color w:val="5A6B85"/>
+                      <w:sz w:val="21"/>
+                      <w:szCs w:val="21"/>
+                    </w:rPr>
+                    <w:t xml:space="preserve"/>
+                  </w:r>
+                </w:p>
+              </w:tc>
+            </w:tr>
+          </w:tbl>
+          <w:p>
+            <w:pPr>
+              <w:keepNext/>
+              <w:spacing w:after="60" w:before="120"/>
+            </w:pPr>
+            <w:r>
+              <w:rPr>
+                <w:rFonts w:ascii="Arial" w:cs="Arial" w:eastAsia="Arial" w:hAnsi="Arial"/>
+                <w:b/>
+                <w:bCs/>
+                <w:sz w:val="21"/>
+                <w:szCs w:val="21"/>
+              </w:rPr>
+              <w:t xml:space="preserve">What does the cash machine program output?</w:t>
             </w:r>
           </w:p>
           <w:tbl>
@@ -4128,6 +4552,112 @@
                 <w:szCs w:val="21"/>
               </w:rPr>
               <w:t xml:space="preserve">What's the difference between NOT A AND B and NOT (A AND B)?</w:t>
+            </w:r>
+          </w:p>
+          <w:tbl>
+            <w:tblPr>
+              <w:tblW w:type="dxa" w:w="10026"/>
+              <w:tblBorders>
+                <w:top w:val="single" w:color="auto" w:sz="4"/>
+                <w:left w:val="single" w:color="auto" w:sz="4"/>
+                <w:bottom w:val="single" w:color="auto" w:sz="4"/>
+                <w:right w:val="single" w:color="auto" w:sz="4"/>
+                <w:insideH w:val="single" w:color="auto" w:sz="4"/>
+                <w:insideV w:val="single" w:color="auto" w:sz="4"/>
+              </w:tblBorders>
+            </w:tblPr>
+            <w:tblGrid>
+              <w:gridCol w:w="10026"/>
+            </w:tblGrid>
+            <w:tr>
+              <w:trPr>
+                <w:cantSplit/>
+                <w:trHeight w:val="460" w:hRule="exact"/>
+              </w:trPr>
+              <w:tc>
+                <w:tcPr>
+                  <w:tcW w:type="dxa" w:w="10026"/>
+                  <w:tcBorders>
+                    <w:top w:val="none" w:color="FFFFFF" w:sz="0"/>
+                    <w:left w:val="none" w:color="FFFFFF" w:sz="0"/>
+                    <w:bottom w:val="dotted" w:color="9AA8BC" w:sz="6"/>
+                    <w:right w:val="none" w:color="FFFFFF" w:sz="0"/>
+                  </w:tcBorders>
+                  <w:tcMar>
+                    <w:left w:type="dxa" w:w="0"/>
+                    <w:bottom w:type="dxa" w:w="20"/>
+                    <w:right w:type="dxa" w:w="0"/>
+                  </w:tcMar>
+                  <w:vAlign w:val="bottom"/>
+                </w:tcPr>
+                <w:p>
+                  <w:pPr>
+                    <w:spacing w:after="0" w:before="0"/>
+                  </w:pPr>
+                  <w:r>
+                    <w:rPr>
+                      <w:rFonts w:ascii="Arial" w:cs="Arial" w:eastAsia="Arial" w:hAnsi="Arial"/>
+                      <w:color w:val="5A6B85"/>
+                      <w:sz w:val="21"/>
+                      <w:szCs w:val="21"/>
+                    </w:rPr>
+                    <w:t xml:space="preserve"/>
+                  </w:r>
+                </w:p>
+              </w:tc>
+            </w:tr>
+            <w:tr>
+              <w:trPr>
+                <w:cantSplit/>
+                <w:trHeight w:val="460" w:hRule="exact"/>
+              </w:trPr>
+              <w:tc>
+                <w:tcPr>
+                  <w:tcW w:type="dxa" w:w="10026"/>
+                  <w:tcBorders>
+                    <w:top w:val="none" w:color="FFFFFF" w:sz="0"/>
+                    <w:left w:val="none" w:color="FFFFFF" w:sz="0"/>
+                    <w:bottom w:val="dotted" w:color="9AA8BC" w:sz="6"/>
+                    <w:right w:val="none" w:color="FFFFFF" w:sz="0"/>
+                  </w:tcBorders>
+                  <w:tcMar>
+                    <w:left w:type="dxa" w:w="0"/>
+                    <w:bottom w:type="dxa" w:w="20"/>
+                    <w:right w:type="dxa" w:w="0"/>
+                  </w:tcMar>
+                  <w:vAlign w:val="bottom"/>
+                </w:tcPr>
+                <w:p>
+                  <w:pPr>
+                    <w:spacing w:after="0" w:before="0"/>
+                  </w:pPr>
+                  <w:r>
+                    <w:rPr>
+                      <w:rFonts w:ascii="Arial" w:cs="Arial" w:eastAsia="Arial" w:hAnsi="Arial"/>
+                      <w:color w:val="5A6B85"/>
+                      <w:sz w:val="21"/>
+                      <w:szCs w:val="21"/>
+                    </w:rPr>
+                    <w:t xml:space="preserve"/>
+                  </w:r>
+                </w:p>
+              </w:tc>
+            </w:tr>
+          </w:tbl>
+          <w:p>
+            <w:pPr>
+              <w:keepNext/>
+              <w:spacing w:after="60" w:before="120"/>
+            </w:pPr>
+            <w:r>
+              <w:rPr>
+                <w:rFonts w:ascii="Arial" w:cs="Arial" w:eastAsia="Arial" w:hAnsi="Arial"/>
+                <w:b/>
+                <w:bCs/>
+                <w:sz w:val="21"/>
+                <w:szCs w:val="21"/>
+              </w:rPr>
+              <w:t xml:space="preserve">In NOT A OR B, which part is worked out first?</w:t>
             </w:r>
           </w:p>
           <w:tbl>
@@ -5038,7 +5568,7 @@
                 <w:sz w:val="21"/>
                 <w:szCs w:val="21"/>
               </w:rPr>
-              <w:t xml:space="preserve">a)  Draw the logic diagram for Q = NOT (A AND B).  </w:t>
+              <w:t xml:space="preserve">a)  Draw the logic diagram for Q = NOT (P AND R).  </w:t>
             </w:r>
             <w:r>
               <w:rPr>
@@ -5115,7 +5645,7 @@
                 <w:sz w:val="21"/>
                 <w:szCs w:val="21"/>
               </w:rPr>
-              <w:t xml:space="preserve">b)  State the output of an AND gate when A = 1 and B = 0.  </w:t>
+              <w:t xml:space="preserve">b)  Give the output of an OR gate when its inputs are 0 and 1.  </w:t>
             </w:r>
             <w:r>
               <w:rPr>
@@ -5193,7 +5723,7 @@
                 <w:sz w:val="21"/>
                 <w:szCs w:val="21"/>
               </w:rPr>
-              <w:t xml:space="preserve">c)  Complete a truth table for A OR B.  </w:t>
+              <w:t xml:space="preserve">c)  Complete a truth table for NOT S.  </w:t>
             </w:r>
             <w:r>
               <w:rPr>
@@ -5202,7 +5732,7 @@
                 <w:sz w:val="21"/>
                 <w:szCs w:val="21"/>
               </w:rPr>
-              <w:t xml:space="preserve">[4]</w:t>
+              <w:t xml:space="preserve">[2]</w:t>
             </w:r>
           </w:p>
           <w:tbl>
